--- a/kit/evenement4.docx
+++ b/kit/evenement4.docx
@@ -24,13 +24,13 @@
             </w:pPr>
             <w:r>
               <w:rPr>
-                <w:rFonts w:ascii="Work Sans" w:hAnsi="Work Sans" w:eastAsia="Work Sans"/>
+                <w:rFonts w:ascii="Inter" w:hAnsi="Inter" w:eastAsia="Inter"/>
                 <w:b/>
                 <w:i w:val="0"/>
                 <w:color w:val="FFFFFF"/>
-                <w:sz w:val="36"/>
+                <w:sz w:val="34"/>
               </w:rPr>
-              <w:t>🤖 Ce que Proline peut automatiser sur LinkedIn</w:t>
+              <w:t>📅 Portes ouvertes du parc de Vridi</w:t>
             </w:r>
           </w:p>
           <w:p>
@@ -40,13 +40,13 @@
             </w:pPr>
             <w:r>
               <w:rPr>
-                <w:rFonts w:ascii="Work Sans" w:hAnsi="Work Sans" w:eastAsia="Work Sans"/>
+                <w:rFonts w:ascii="Inter" w:hAnsi="Inter" w:eastAsia="Inter"/>
                 <w:b w:val="0"/>
                 <w:i w:val="0"/>
-                <w:color w:val="FFE3D6"/>
+                <w:color w:val="FFE3E5"/>
                 <w:sz w:val="19"/>
               </w:rPr>
-              <w:t>Ce qui se fait tout seul, ce qui se prépare, et ce qui reste à la main</w:t>
+              <w:t>Le kit de l'événement LinkedIn : page, déroulé, messages et suivi</w:t>
             </w:r>
           </w:p>
         </w:tc>
@@ -82,13 +82,13 @@
             </w:pPr>
             <w:r>
               <w:rPr>
-                <w:rFonts w:ascii="Work Sans" w:hAnsi="Work Sans" w:eastAsia="Work Sans"/>
+                <w:rFonts w:ascii="Inter" w:hAnsi="Inter" w:eastAsia="Inter"/>
                 <w:b w:val="0"/>
                 <w:i w:val="0"/>
-                <w:color w:val="11202E"/>
+                <w:color w:val="2B2A2E"/>
                 <w:sz w:val="36"/>
               </w:rPr>
-              <w:t>✅</w:t>
+              <w:t>🗓️</w:t>
             </w:r>
           </w:p>
           <w:p>
@@ -98,13 +98,13 @@
             </w:pPr>
             <w:r>
               <w:rPr>
-                <w:rFonts w:ascii="Work Sans" w:hAnsi="Work Sans" w:eastAsia="Work Sans"/>
+                <w:rFonts w:ascii="Inter" w:hAnsi="Inter" w:eastAsia="Inter"/>
                 <w:b/>
                 <w:i w:val="0"/>
                 <w:color w:val="EE5B22"/>
                 <w:sz w:val="32"/>
               </w:rPr>
-              <w:t>Automatique</w:t>
+              <w:t>1 jeudi</w:t>
             </w:r>
           </w:p>
           <w:p>
@@ -114,20 +114,20 @@
             </w:pPr>
             <w:r>
               <w:rPr>
-                <w:rFonts w:ascii="Work Sans" w:hAnsi="Work Sans" w:eastAsia="Work Sans"/>
+                <w:rFonts w:ascii="Inter" w:hAnsi="Inter" w:eastAsia="Inter"/>
                 <w:b w:val="0"/>
                 <w:i w:val="0"/>
                 <w:color w:val="5F5F64"/>
                 <w:sz w:val="16"/>
               </w:rPr>
-              <w:t>sur la page Proline</w:t>
+              <w:t>par mois</w:t>
             </w:r>
           </w:p>
         </w:tc>
         <w:tc>
           <w:tcPr>
             <w:tcW w:type="dxa" w:w="2466"/>
-            <w:shd w:val="clear" w:color="auto" w:fill="EEF2F5"/>
+            <w:shd w:val="clear" w:color="auto" w:fill="FFE9EB"/>
           </w:tcPr>
           <w:p>
             <w:pPr>
@@ -136,13 +136,13 @@
             </w:pPr>
             <w:r>
               <w:rPr>
-                <w:rFonts w:ascii="Work Sans" w:hAnsi="Work Sans" w:eastAsia="Work Sans"/>
+                <w:rFonts w:ascii="Inter" w:hAnsi="Inter" w:eastAsia="Inter"/>
                 <w:b w:val="0"/>
                 <w:i w:val="0"/>
-                <w:color w:val="11202E"/>
+                <w:color w:val="2B2A2E"/>
                 <w:sz w:val="36"/>
               </w:rPr>
-              <w:t>✍️</w:t>
+              <w:t>⏱️</w:t>
             </w:r>
           </w:p>
           <w:p>
@@ -152,13 +152,13 @@
             </w:pPr>
             <w:r>
               <w:rPr>
-                <w:rFonts w:ascii="Work Sans" w:hAnsi="Work Sans" w:eastAsia="Work Sans"/>
+                <w:rFonts w:ascii="Inter" w:hAnsi="Inter" w:eastAsia="Inter"/>
                 <w:b/>
                 <w:i w:val="0"/>
                 <w:color w:val="EE5B22"/>
                 <w:sz w:val="32"/>
               </w:rPr>
-              <w:t>Préparé</w:t>
+              <w:t>9 h – 11 h</w:t>
             </w:r>
           </w:p>
           <w:p>
@@ -168,13 +168,13 @@
             </w:pPr>
             <w:r>
               <w:rPr>
-                <w:rFonts w:ascii="Work Sans" w:hAnsi="Work Sans" w:eastAsia="Work Sans"/>
+                <w:rFonts w:ascii="Inter" w:hAnsi="Inter" w:eastAsia="Inter"/>
                 <w:b w:val="0"/>
                 <w:i w:val="0"/>
                 <w:color w:val="5F5F64"/>
                 <w:sz w:val="16"/>
               </w:rPr>
-              <w:t>validé en un clic</w:t>
+              <w:t>deux heures</w:t>
             </w:r>
           </w:p>
         </w:tc>
@@ -190,13 +190,13 @@
             </w:pPr>
             <w:r>
               <w:rPr>
-                <w:rFonts w:ascii="Work Sans" w:hAnsi="Work Sans" w:eastAsia="Work Sans"/>
+                <w:rFonts w:ascii="Inter" w:hAnsi="Inter" w:eastAsia="Inter"/>
                 <w:b w:val="0"/>
                 <w:i w:val="0"/>
-                <w:color w:val="11202E"/>
+                <w:color w:val="2B2A2E"/>
                 <w:sz w:val="36"/>
               </w:rPr>
-              <w:t>✋</w:t>
+              <w:t>👥</w:t>
             </w:r>
           </w:p>
           <w:p>
@@ -206,13 +206,13 @@
             </w:pPr>
             <w:r>
               <w:rPr>
-                <w:rFonts w:ascii="Work Sans" w:hAnsi="Work Sans" w:eastAsia="Work Sans"/>
+                <w:rFonts w:ascii="Inter" w:hAnsi="Inter" w:eastAsia="Inter"/>
                 <w:b/>
                 <w:i w:val="0"/>
                 <w:color w:val="EE5B22"/>
                 <w:sz w:val="32"/>
               </w:rPr>
-              <w:t>Manuel</w:t>
+              <w:t>5 à 8</w:t>
             </w:r>
           </w:p>
           <w:p>
@@ -222,20 +222,20 @@
             </w:pPr>
             <w:r>
               <w:rPr>
-                <w:rFonts w:ascii="Work Sans" w:hAnsi="Work Sans" w:eastAsia="Work Sans"/>
+                <w:rFonts w:ascii="Inter" w:hAnsi="Inter" w:eastAsia="Inter"/>
                 <w:b w:val="0"/>
                 <w:i w:val="0"/>
                 <w:color w:val="5F5F64"/>
                 <w:sz w:val="16"/>
               </w:rPr>
-              <w:t>messages privés</w:t>
+              <w:t>invités par session</w:t>
             </w:r>
           </w:p>
         </w:tc>
         <w:tc>
           <w:tcPr>
             <w:tcW w:type="dxa" w:w="2466"/>
-            <w:shd w:val="clear" w:color="auto" w:fill="EEF2F5"/>
+            <w:shd w:val="clear" w:color="auto" w:fill="FFE9EB"/>
           </w:tcPr>
           <w:p>
             <w:pPr>
@@ -244,13 +244,13 @@
             </w:pPr>
             <w:r>
               <w:rPr>
-                <w:rFonts w:ascii="Work Sans" w:hAnsi="Work Sans" w:eastAsia="Work Sans"/>
+                <w:rFonts w:ascii="Inter" w:hAnsi="Inter" w:eastAsia="Inter"/>
                 <w:b w:val="0"/>
                 <w:i w:val="0"/>
-                <w:color w:val="11202E"/>
+                <w:color w:val="2B2A2E"/>
                 <w:sz w:val="36"/>
               </w:rPr>
-              <w:t>🛡️</w:t>
+              <w:t>🎯</w:t>
             </w:r>
           </w:p>
           <w:p>
@@ -260,13 +260,13 @@
             </w:pPr>
             <w:r>
               <w:rPr>
-                <w:rFonts w:ascii="Work Sans" w:hAnsi="Work Sans" w:eastAsia="Work Sans"/>
+                <w:rFonts w:ascii="Inter" w:hAnsi="Inter" w:eastAsia="Inter"/>
                 <w:b/>
                 <w:i w:val="0"/>
                 <w:color w:val="EE5B22"/>
                 <w:sz w:val="32"/>
               </w:rPr>
-              <w:t>0 risque</w:t>
+              <w:t>42</w:t>
             </w:r>
           </w:p>
           <w:p>
@@ -276,13 +276,13 @@
             </w:pPr>
             <w:r>
               <w:rPr>
-                <w:rFonts w:ascii="Work Sans" w:hAnsi="Work Sans" w:eastAsia="Work Sans"/>
+                <w:rFonts w:ascii="Inter" w:hAnsi="Inter" w:eastAsia="Inter"/>
                 <w:b w:val="0"/>
                 <w:i w:val="0"/>
                 <w:color w:val="5F5F64"/>
                 <w:sz w:val="16"/>
               </w:rPr>
-              <w:t>pour le compte</w:t>
+              <w:t>décideurs à inviter</w:t>
             </w:r>
           </w:p>
         </w:tc>
@@ -300,96 +300,245 @@
       </w:pPr>
       <w:r>
         <w:rPr>
-          <w:rFonts w:ascii="Work Sans" w:hAnsi="Work Sans" w:eastAsia="Work Sans"/>
+          <w:rFonts w:ascii="Inter" w:hAnsi="Inter" w:eastAsia="Inter"/>
           <w:b/>
           <w:i w:val="0"/>
           <w:color w:val="EE5B22"/>
           <w:sz w:val="25"/>
           <w:u w:val="single"/>
         </w:rPr>
-        <w:t>💡 La règle à retenir</w:t>
+        <w:t>1. La page de l'événement</w:t>
       </w:r>
     </w:p>
     <w:tbl>
       <w:tblPr>
+        <w:tblStyle w:val="TableGrid"/>
+        <w:jc w:val="center"/>
         <w:tblLook w:firstColumn="1" w:firstRow="1" w:lastColumn="0" w:lastRow="0" w:noHBand="0" w:noVBand="1" w:val="04A0"/>
         <w:tblW w:w="9865" w:type="dxa"/>
         <w:tblLayout w:type="fixed"/>
+        <w:tblBorders>
+          <w:top w:val="single" w:sz="4" w:color="E3C9CC"/>
+          <w:left w:val="single" w:sz="4" w:color="E3C9CC"/>
+          <w:bottom w:val="single" w:sz="4" w:color="E3C9CC"/>
+          <w:right w:val="single" w:sz="4" w:color="E3C9CC"/>
+          <w:insideH w:val="single" w:sz="4" w:color="E3C9CC"/>
+          <w:insideV w:val="single" w:sz="4" w:color="E3C9CC"/>
+        </w:tblBorders>
       </w:tblPr>
       <w:tblGrid>
-        <w:gridCol w:w="9865"/>
+        <w:gridCol w:w="1814"/>
+        <w:gridCol w:w="8051"/>
       </w:tblGrid>
       <w:tr>
+        <w:trPr>
+          <w:tblHeader w:val="true"/>
+        </w:trPr>
         <w:tc>
           <w:tcPr>
-            <w:tcW w:type="dxa" w:w="9865"/>
-            <w:shd w:val="clear" w:color="auto" w:fill="F6F8FA"/>
+            <w:tcW w:type="dxa" w:w="1814"/>
+            <w:shd w:val="clear" w:color="auto" w:fill="EE5B22"/>
           </w:tcPr>
           <w:p>
             <w:r>
               <w:rPr>
-                <w:rFonts w:ascii="Work Sans" w:hAnsi="Work Sans" w:eastAsia="Work Sans"/>
+                <w:rFonts w:ascii="Inter" w:hAnsi="Inter" w:eastAsia="Inter"/>
                 <w:b/>
                 <w:i w:val="0"/>
-                <w:color w:val="EE5B22"/>
-                <w:sz w:val="20"/>
+                <w:color w:val="FFFFFF"/>
+                <w:sz w:val="18"/>
               </w:rPr>
-              <w:t>Ce que LinkedIn autorise</w:t>
+              <w:t>Champ</w:t>
             </w:r>
           </w:p>
+        </w:tc>
+        <w:tc>
+          <w:tcPr>
+            <w:tcW w:type="dxa" w:w="8050"/>
+            <w:shd w:val="clear" w:color="auto" w:fill="EE5B22"/>
+          </w:tcPr>
+          <w:p>
+            <w:r>
+              <w:rPr>
+                <w:rFonts w:ascii="Inter" w:hAnsi="Inter" w:eastAsia="Inter"/>
+                <w:b/>
+                <w:i w:val="0"/>
+                <w:color w:val="FFFFFF"/>
+                <w:sz w:val="18"/>
+              </w:rPr>
+              <w:t>Texte à saisir</w:t>
+            </w:r>
+          </w:p>
+        </w:tc>
+      </w:tr>
+      <w:tr>
+        <w:tc>
+          <w:tcPr>
+            <w:tcW w:type="dxa" w:w="1814"/>
+          </w:tcPr>
           <w:p>
             <w:pPr>
               <w:spacing w:after="20"/>
             </w:pPr>
             <w:r>
               <w:rPr>
-                <w:rFonts w:ascii="Work Sans" w:hAnsi="Work Sans" w:eastAsia="Work Sans"/>
-                <w:b w:val="0"/>
+                <w:rFonts w:ascii="Inter" w:hAnsi="Inter" w:eastAsia="Inter"/>
+                <w:b/>
                 <w:i w:val="0"/>
-                <w:color w:val="11202E"/>
-                <w:sz w:val="19"/>
+                <w:color w:val="2B2A2E"/>
+                <w:sz w:val="17"/>
               </w:rPr>
-              <w:t>LinkedIn ouvre des accès officiels pour gérer une page entreprise : publier, lire les commentaires, y répondre, suivre les statistiques.</w:t>
+              <w:t>Nom</w:t>
             </w:r>
           </w:p>
+        </w:tc>
+        <w:tc>
+          <w:tcPr>
+            <w:tcW w:type="dxa" w:w="8050"/>
+          </w:tcPr>
           <w:p>
             <w:pPr>
               <w:spacing w:after="20"/>
             </w:pPr>
             <w:r>
               <w:rPr>
-                <w:rFonts w:ascii="Work Sans" w:hAnsi="Work Sans" w:eastAsia="Work Sans"/>
+                <w:rFonts w:ascii="Inter" w:hAnsi="Inter" w:eastAsia="Inter"/>
                 <w:b w:val="0"/>
                 <w:i w:val="0"/>
-                <w:color w:val="11202E"/>
-                <w:sz w:val="19"/>
+                <w:color w:val="2B2A2E"/>
+                <w:sz w:val="17"/>
               </w:rPr>
-              <w:t>Il interdit en revanche les robots et extensions qui envoient des invitations, des messages ou des commentaires à la place d'une personne. Un compte qui les utilise peut être restreint ou fermé.</w:t>
+              <w:t>Portes ouvertes Proline · Parc de Vridi</w:t>
             </w:r>
           </w:p>
+        </w:tc>
+      </w:tr>
+      <w:tr>
+        <w:tc>
+          <w:tcPr>
+            <w:tcW w:type="dxa" w:w="1814"/>
+            <w:shd w:val="clear" w:color="auto" w:fill="F6F8FA"/>
+          </w:tcPr>
           <w:p>
             <w:pPr>
               <w:spacing w:after="20"/>
             </w:pPr>
             <w:r>
               <w:rPr>
-                <w:rFonts w:ascii="Work Sans" w:hAnsi="Work Sans" w:eastAsia="Work Sans"/>
+                <w:rFonts w:ascii="Inter" w:hAnsi="Inter" w:eastAsia="Inter"/>
                 <w:b/>
                 <w:i w:val="0"/>
-                <w:color w:val="11202E"/>
-                <w:sz w:val="19"/>
+                <w:color w:val="2B2A2E"/>
+                <w:sz w:val="17"/>
               </w:rPr>
-              <w:t xml:space="preserve">Donc : </w:t>
+              <w:t>Lieu et date</w:t>
             </w:r>
+          </w:p>
+        </w:tc>
+        <w:tc>
+          <w:tcPr>
+            <w:tcW w:type="dxa" w:w="8050"/>
+            <w:shd w:val="clear" w:color="auto" w:fill="F6F8FA"/>
+          </w:tcPr>
+          <w:p>
+            <w:pPr>
+              <w:spacing w:after="20"/>
+            </w:pPr>
             <w:r>
               <w:rPr>
-                <w:rFonts w:ascii="Work Sans" w:hAnsi="Work Sans" w:eastAsia="Work Sans"/>
+                <w:rFonts w:ascii="Inter" w:hAnsi="Inter" w:eastAsia="Inter"/>
                 <w:b w:val="0"/>
                 <w:i w:val="0"/>
-                <w:color w:val="11202E"/>
-                <w:sz w:val="19"/>
+                <w:color w:val="2B2A2E"/>
+                <w:sz w:val="17"/>
               </w:rPr>
-              <w:t>on automatise tout ce qui touche la page Proline et le suivi ; les invitations et messages privés partent à la main, mais déjà rédigés.</w:t>
+              <w:t>Parc de Vridi (Port-Bouët, Abidjan) · ⟦jeudi à choisir par Proline⟧, 9 h – 11 h</w:t>
+            </w:r>
+          </w:p>
+        </w:tc>
+      </w:tr>
+      <w:tr>
+        <w:tc>
+          <w:tcPr>
+            <w:tcW w:type="dxa" w:w="1814"/>
+          </w:tcPr>
+          <w:p>
+            <w:pPr>
+              <w:spacing w:after="20"/>
+            </w:pPr>
+            <w:r>
+              <w:rPr>
+                <w:rFonts w:ascii="Inter" w:hAnsi="Inter" w:eastAsia="Inter"/>
+                <w:b/>
+                <w:i w:val="0"/>
+                <w:color w:val="2B2A2E"/>
+                <w:sz w:val="17"/>
+              </w:rPr>
+              <w:t>Description</w:t>
+            </w:r>
+          </w:p>
+        </w:tc>
+        <w:tc>
+          <w:tcPr>
+            <w:tcW w:type="dxa" w:w="8050"/>
+          </w:tcPr>
+          <w:p>
+            <w:pPr>
+              <w:spacing w:after="20"/>
+            </w:pPr>
+            <w:r>
+              <w:rPr>
+                <w:rFonts w:ascii="Inter" w:hAnsi="Inter" w:eastAsia="Inter"/>
+                <w:b w:val="0"/>
+                <w:i w:val="0"/>
+                <w:color w:val="2B2A2E"/>
+                <w:sz w:val="17"/>
+              </w:rPr>
+              <w:t>Deux heures pour voir comment nous gardons, suivons et livrons vos marchandises à côté du port : visite des entrepôts et du terre-plein, démonstration du rapport de stock quotidien, échange avec nos équipes. 8 places, réservées aux responsables logistique, supply chain et achats.</w:t>
+            </w:r>
+          </w:p>
+        </w:tc>
+      </w:tr>
+      <w:tr>
+        <w:tc>
+          <w:tcPr>
+            <w:tcW w:type="dxa" w:w="1814"/>
+            <w:shd w:val="clear" w:color="auto" w:fill="F6F8FA"/>
+          </w:tcPr>
+          <w:p>
+            <w:pPr>
+              <w:spacing w:after="20"/>
+            </w:pPr>
+            <w:r>
+              <w:rPr>
+                <w:rFonts w:ascii="Inter" w:hAnsi="Inter" w:eastAsia="Inter"/>
+                <w:b/>
+                <w:i w:val="0"/>
+                <w:color w:val="2B2A2E"/>
+                <w:sz w:val="17"/>
+              </w:rPr>
+              <w:t>Visuel</w:t>
+            </w:r>
+          </w:p>
+        </w:tc>
+        <w:tc>
+          <w:tcPr>
+            <w:tcW w:type="dxa" w:w="8050"/>
+            <w:shd w:val="clear" w:color="auto" w:fill="F6F8FA"/>
+          </w:tcPr>
+          <w:p>
+            <w:pPr>
+              <w:spacing w:after="20"/>
+            </w:pPr>
+            <w:r>
+              <w:rPr>
+                <w:rFonts w:ascii="Inter" w:hAnsi="Inter" w:eastAsia="Inter"/>
+                <w:b w:val="0"/>
+                <w:i w:val="0"/>
+                <w:color w:val="2B2A2E"/>
+                <w:sz w:val="17"/>
+              </w:rPr>
+              <w:t>La bannière fournie avec ce kit</w:t>
             </w:r>
           </w:p>
         </w:tc>
@@ -407,14 +556,14 @@
       </w:pPr>
       <w:r>
         <w:rPr>
-          <w:rFonts w:ascii="Work Sans" w:hAnsi="Work Sans" w:eastAsia="Work Sans"/>
+          <w:rFonts w:ascii="Inter" w:hAnsi="Inter" w:eastAsia="Inter"/>
           <w:b/>
           <w:i w:val="0"/>
           <w:color w:val="EE5B22"/>
           <w:sz w:val="25"/>
           <w:u w:val="single"/>
         </w:rPr>
-        <w:t>📋 Le récapitulatif</w:t>
+        <w:t>2. Le déroulé sur place</w:t>
       </w:r>
     </w:p>
     <w:tbl>
@@ -425,23 +574,59 @@
         <w:tblW w:w="9865" w:type="dxa"/>
         <w:tblLayout w:type="fixed"/>
         <w:tblBorders>
-          <w:top w:val="single" w:sz="4" w:color="D8E0E6"/>
-          <w:left w:val="single" w:sz="4" w:color="D8E0E6"/>
-          <w:bottom w:val="single" w:sz="4" w:color="D8E0E6"/>
-          <w:right w:val="single" w:sz="4" w:color="D8E0E6"/>
-          <w:insideH w:val="single" w:sz="4" w:color="D8E0E6"/>
-          <w:insideV w:val="single" w:sz="4" w:color="D8E0E6"/>
+          <w:top w:val="single" w:sz="4" w:color="E3C9CC"/>
+          <w:left w:val="single" w:sz="4" w:color="E3C9CC"/>
+          <w:bottom w:val="single" w:sz="4" w:color="E3C9CC"/>
+          <w:right w:val="single" w:sz="4" w:color="E3C9CC"/>
+          <w:insideH w:val="single" w:sz="4" w:color="E3C9CC"/>
+          <w:insideV w:val="single" w:sz="4" w:color="E3C9CC"/>
         </w:tblBorders>
       </w:tblPr>
       <w:tblGrid>
+        <w:gridCol w:w="1247"/>
+        <w:gridCol w:w="6010"/>
         <w:gridCol w:w="2608"/>
-        <w:gridCol w:w="1474"/>
-        <w:gridCol w:w="5783"/>
       </w:tblGrid>
       <w:tr>
         <w:trPr>
           <w:tblHeader w:val="true"/>
         </w:trPr>
+        <w:tc>
+          <w:tcPr>
+            <w:tcW w:type="dxa" w:w="1247"/>
+            <w:shd w:val="clear" w:color="auto" w:fill="EE5B22"/>
+          </w:tcPr>
+          <w:p>
+            <w:r>
+              <w:rPr>
+                <w:rFonts w:ascii="Inter" w:hAnsi="Inter" w:eastAsia="Inter"/>
+                <w:b/>
+                <w:i w:val="0"/>
+                <w:color w:val="FFFFFF"/>
+                <w:sz w:val="18"/>
+              </w:rPr>
+              <w:t>Heure</w:t>
+            </w:r>
+          </w:p>
+        </w:tc>
+        <w:tc>
+          <w:tcPr>
+            <w:tcW w:type="dxa" w:w="6009"/>
+            <w:shd w:val="clear" w:color="auto" w:fill="EE5B22"/>
+          </w:tcPr>
+          <w:p>
+            <w:r>
+              <w:rPr>
+                <w:rFonts w:ascii="Inter" w:hAnsi="Inter" w:eastAsia="Inter"/>
+                <w:b/>
+                <w:i w:val="0"/>
+                <w:color w:val="FFFFFF"/>
+                <w:sz w:val="18"/>
+              </w:rPr>
+              <w:t>Moment</w:t>
+            </w:r>
+          </w:p>
+        </w:tc>
         <w:tc>
           <w:tcPr>
             <w:tcW w:type="dxa" w:w="2608"/>
@@ -450,54 +635,58 @@
           <w:p>
             <w:r>
               <w:rPr>
-                <w:rFonts w:ascii="Work Sans" w:hAnsi="Work Sans" w:eastAsia="Work Sans"/>
+                <w:rFonts w:ascii="Inter" w:hAnsi="Inter" w:eastAsia="Inter"/>
                 <w:b/>
                 <w:i w:val="0"/>
                 <w:color w:val="FFFFFF"/>
                 <w:sz w:val="18"/>
               </w:rPr>
-              <w:t>Tâche</w:t>
+              <w:t>Qui</w:t>
+            </w:r>
+          </w:p>
+        </w:tc>
+      </w:tr>
+      <w:tr>
+        <w:tc>
+          <w:tcPr>
+            <w:tcW w:type="dxa" w:w="1247"/>
+          </w:tcPr>
+          <w:p>
+            <w:pPr>
+              <w:spacing w:after="20"/>
+            </w:pPr>
+            <w:r>
+              <w:rPr>
+                <w:rFonts w:ascii="Inter" w:hAnsi="Inter" w:eastAsia="Inter"/>
+                <w:b/>
+                <w:i w:val="0"/>
+                <w:color w:val="2B2A2E"/>
+                <w:sz w:val="17"/>
+              </w:rPr>
+              <w:t>9 h 00</w:t>
             </w:r>
           </w:p>
         </w:tc>
         <w:tc>
           <w:tcPr>
-            <w:tcW w:type="dxa" w:w="1474"/>
-            <w:shd w:val="clear" w:color="auto" w:fill="EE5B22"/>
+            <w:tcW w:type="dxa" w:w="6009"/>
           </w:tcPr>
           <w:p>
+            <w:pPr>
+              <w:spacing w:after="20"/>
+            </w:pPr>
             <w:r>
               <w:rPr>
-                <w:rFonts w:ascii="Work Sans" w:hAnsi="Work Sans" w:eastAsia="Work Sans"/>
-                <w:b/>
+                <w:rFonts w:ascii="Inter" w:hAnsi="Inter" w:eastAsia="Inter"/>
+                <w:b w:val="0"/>
                 <w:i w:val="0"/>
-                <w:color w:val="FFFFFF"/>
-                <w:sz w:val="18"/>
+                <w:color w:val="2B2A2E"/>
+                <w:sz w:val="17"/>
               </w:rPr>
-              <w:t>Niveau</w:t>
+              <w:t>Accueil, café, tour de table : chacun dit ce qu'il stocke</w:t>
             </w:r>
           </w:p>
         </w:tc>
-        <w:tc>
-          <w:tcPr>
-            <w:tcW w:type="dxa" w:w="5783"/>
-            <w:shd w:val="clear" w:color="auto" w:fill="EE5B22"/>
-          </w:tcPr>
-          <w:p>
-            <w:r>
-              <w:rPr>
-                <w:rFonts w:ascii="Work Sans" w:hAnsi="Work Sans" w:eastAsia="Work Sans"/>
-                <w:b/>
-                <w:i w:val="0"/>
-                <w:color w:val="FFFFFF"/>
-                <w:sz w:val="18"/>
-              </w:rPr>
-              <w:t>Comment ça marche</w:t>
-            </w:r>
-          </w:p>
-        </w:tc>
-      </w:tr>
-      <w:tr>
         <w:tc>
           <w:tcPr>
             <w:tcW w:type="dxa" w:w="2608"/>
@@ -508,19 +697,22 @@
             </w:pPr>
             <w:r>
               <w:rPr>
-                <w:rFonts w:ascii="Work Sans" w:hAnsi="Work Sans" w:eastAsia="Work Sans"/>
-                <w:b/>
+                <w:rFonts w:ascii="Inter" w:hAnsi="Inter" w:eastAsia="Inter"/>
+                <w:b w:val="0"/>
                 <w:i w:val="0"/>
-                <w:color w:val="11202E"/>
+                <w:color w:val="2B2A2E"/>
                 <w:sz w:val="17"/>
               </w:rPr>
-              <w:t>📝 Publier et programmer les posts de la page</w:t>
+              <w:t>Ruth Kouadio</w:t>
             </w:r>
           </w:p>
         </w:tc>
+      </w:tr>
+      <w:tr>
         <w:tc>
           <w:tcPr>
-            <w:tcW w:type="dxa" w:w="1474"/>
+            <w:tcW w:type="dxa" w:w="1247"/>
+            <w:shd w:val="clear" w:color="auto" w:fill="F6F8FA"/>
           </w:tcPr>
           <w:p>
             <w:pPr>
@@ -528,19 +720,20 @@
             </w:pPr>
             <w:r>
               <w:rPr>
-                <w:rFonts w:ascii="Work Sans" w:hAnsi="Work Sans" w:eastAsia="Work Sans"/>
-                <w:b w:val="0"/>
+                <w:rFonts w:ascii="Inter" w:hAnsi="Inter" w:eastAsia="Inter"/>
+                <w:b/>
                 <w:i w:val="0"/>
-                <w:color w:val="11202E"/>
+                <w:color w:val="2B2A2E"/>
                 <w:sz w:val="17"/>
               </w:rPr>
-              <w:t>✅ Automatique</w:t>
+              <w:t>9 h 20</w:t>
             </w:r>
           </w:p>
         </w:tc>
         <w:tc>
           <w:tcPr>
-            <w:tcW w:type="dxa" w:w="5783"/>
+            <w:tcW w:type="dxa" w:w="6009"/>
+            <w:shd w:val="clear" w:color="auto" w:fill="F6F8FA"/>
           </w:tcPr>
           <w:p>
             <w:pPr>
@@ -548,18 +741,16 @@
             </w:pPr>
             <w:r>
               <w:rPr>
-                <w:rFonts w:ascii="Work Sans" w:hAnsi="Work Sans" w:eastAsia="Work Sans"/>
+                <w:rFonts w:ascii="Inter" w:hAnsi="Inter" w:eastAsia="Inter"/>
                 <w:b w:val="0"/>
                 <w:i w:val="0"/>
-                <w:color w:val="11202E"/>
+                <w:color w:val="2B2A2E"/>
                 <w:sz w:val="17"/>
               </w:rPr>
-              <w:t>Un calendrier de posts est préparé, validé une fois par mois, puis publié aux dates prévues.</w:t>
+              <w:t>Visite des entrepôts en rayonnages et du terre-plein</w:t>
             </w:r>
           </w:p>
         </w:tc>
-      </w:tr>
-      <w:tr>
         <w:tc>
           <w:tcPr>
             <w:tcW w:type="dxa" w:w="2608"/>
@@ -571,20 +762,21 @@
             </w:pPr>
             <w:r>
               <w:rPr>
-                <w:rFonts w:ascii="Work Sans" w:hAnsi="Work Sans" w:eastAsia="Work Sans"/>
-                <w:b/>
+                <w:rFonts w:ascii="Inter" w:hAnsi="Inter" w:eastAsia="Inter"/>
+                <w:b w:val="0"/>
                 <w:i w:val="0"/>
-                <w:color w:val="11202E"/>
+                <w:color w:val="2B2A2E"/>
                 <w:sz w:val="17"/>
               </w:rPr>
-              <w:t>💬 Répondre aux commentaires des posts</w:t>
+              <w:t>Chef de parc</w:t>
             </w:r>
           </w:p>
         </w:tc>
+      </w:tr>
+      <w:tr>
         <w:tc>
           <w:tcPr>
-            <w:tcW w:type="dxa" w:w="1474"/>
-            <w:shd w:val="clear" w:color="auto" w:fill="F6F8FA"/>
+            <w:tcW w:type="dxa" w:w="1247"/>
           </w:tcPr>
           <w:p>
             <w:pPr>
@@ -592,20 +784,19 @@
             </w:pPr>
             <w:r>
               <w:rPr>
-                <w:rFonts w:ascii="Work Sans" w:hAnsi="Work Sans" w:eastAsia="Work Sans"/>
-                <w:b w:val="0"/>
+                <w:rFonts w:ascii="Inter" w:hAnsi="Inter" w:eastAsia="Inter"/>
+                <w:b/>
                 <w:i w:val="0"/>
-                <w:color w:val="11202E"/>
+                <w:color w:val="2B2A2E"/>
                 <w:sz w:val="17"/>
               </w:rPr>
-              <w:t>✅ / ✍️</w:t>
+              <w:t>10 h 00</w:t>
             </w:r>
           </w:p>
         </w:tc>
         <w:tc>
           <w:tcPr>
-            <w:tcW w:type="dxa" w:w="5783"/>
-            <w:shd w:val="clear" w:color="auto" w:fill="F6F8FA"/>
+            <w:tcW w:type="dxa" w:w="6009"/>
           </w:tcPr>
           <w:p>
             <w:pPr>
@@ -613,18 +804,16 @@
             </w:pPr>
             <w:r>
               <w:rPr>
-                <w:rFonts w:ascii="Work Sans" w:hAnsi="Work Sans" w:eastAsia="Work Sans"/>
+                <w:rFonts w:ascii="Inter" w:hAnsi="Inter" w:eastAsia="Inter"/>
                 <w:b w:val="0"/>
                 <w:i w:val="0"/>
-                <w:color w:val="11202E"/>
+                <w:color w:val="2B2A2E"/>
                 <w:sz w:val="17"/>
               </w:rPr>
-              <w:t>Questions simples (adresse, horaires, contact) : réponse type immédiate. Demande de devis ou critique : réponse rédigée, validée par une personne avant publication.</w:t>
+              <w:t>Démonstration du rapport de stock et du suivi des camions</w:t>
             </w:r>
           </w:p>
         </w:tc>
-      </w:tr>
-      <w:tr>
         <w:tc>
           <w:tcPr>
             <w:tcW w:type="dxa" w:w="2608"/>
@@ -635,19 +824,22 @@
             </w:pPr>
             <w:r>
               <w:rPr>
-                <w:rFonts w:ascii="Work Sans" w:hAnsi="Work Sans" w:eastAsia="Work Sans"/>
-                <w:b/>
+                <w:rFonts w:ascii="Inter" w:hAnsi="Inter" w:eastAsia="Inter"/>
+                <w:b w:val="0"/>
                 <w:i w:val="0"/>
-                <w:color w:val="11202E"/>
+                <w:color w:val="2B2A2E"/>
                 <w:sz w:val="17"/>
               </w:rPr>
-              <w:t>👔 Trier les commentaires « recrutement »</w:t>
+              <w:t>Équipe exploitation</w:t>
             </w:r>
           </w:p>
         </w:tc>
+      </w:tr>
+      <w:tr>
         <w:tc>
           <w:tcPr>
-            <w:tcW w:type="dxa" w:w="1474"/>
+            <w:tcW w:type="dxa" w:w="1247"/>
+            <w:shd w:val="clear" w:color="auto" w:fill="F6F8FA"/>
           </w:tcPr>
           <w:p>
             <w:pPr>
@@ -655,19 +847,20 @@
             </w:pPr>
             <w:r>
               <w:rPr>
-                <w:rFonts w:ascii="Work Sans" w:hAnsi="Work Sans" w:eastAsia="Work Sans"/>
-                <w:b w:val="0"/>
+                <w:rFonts w:ascii="Inter" w:hAnsi="Inter" w:eastAsia="Inter"/>
+                <w:b/>
                 <w:i w:val="0"/>
-                <w:color w:val="11202E"/>
+                <w:color w:val="2B2A2E"/>
                 <w:sz w:val="17"/>
               </w:rPr>
-              <w:t>✅ Automatique</w:t>
+              <w:t>10 h 30</w:t>
             </w:r>
           </w:p>
         </w:tc>
         <w:tc>
           <w:tcPr>
-            <w:tcW w:type="dxa" w:w="5783"/>
+            <w:tcW w:type="dxa" w:w="6009"/>
+            <w:shd w:val="clear" w:color="auto" w:fill="F6F8FA"/>
           </w:tcPr>
           <w:p>
             <w:pPr>
@@ -675,18 +868,16 @@
             </w:pPr>
             <w:r>
               <w:rPr>
-                <w:rFonts w:ascii="Work Sans" w:hAnsi="Work Sans" w:eastAsia="Work Sans"/>
+                <w:rFonts w:ascii="Inter" w:hAnsi="Inter" w:eastAsia="Inter"/>
                 <w:b w:val="0"/>
                 <w:i w:val="0"/>
-                <w:color w:val="11202E"/>
+                <w:color w:val="2B2A2E"/>
                 <w:sz w:val="17"/>
               </w:rPr>
-              <w:t>« Je cherche un emploi », « vous recrutez ? », un CV : réponse type publique et transfert à l'équipe recrutement (détail plus bas).</w:t>
+              <w:t>Questions, puis prise de rendez-vous individuels</w:t>
             </w:r>
           </w:p>
         </w:tc>
-      </w:tr>
-      <w:tr>
         <w:tc>
           <w:tcPr>
             <w:tcW w:type="dxa" w:w="2608"/>
@@ -698,436 +889,13 @@
             </w:pPr>
             <w:r>
               <w:rPr>
-                <w:rFonts w:ascii="Work Sans" w:hAnsi="Work Sans" w:eastAsia="Work Sans"/>
-                <w:b/>
+                <w:rFonts w:ascii="Inter" w:hAnsi="Inter" w:eastAsia="Inter"/>
+                <w:b w:val="0"/>
                 <w:i w:val="0"/>
-                <w:color w:val="11202E"/>
+                <w:color w:val="2B2A2E"/>
                 <w:sz w:val="17"/>
               </w:rPr>
-              <w:t>🔥 Repérer les contacts chauds</w:t>
-            </w:r>
-          </w:p>
-        </w:tc>
-        <w:tc>
-          <w:tcPr>
-            <w:tcW w:type="dxa" w:w="1474"/>
-            <w:shd w:val="clear" w:color="auto" w:fill="F6F8FA"/>
-          </w:tcPr>
-          <w:p>
-            <w:pPr>
-              <w:spacing w:after="20"/>
-            </w:pPr>
-            <w:r>
-              <w:rPr>
-                <w:rFonts w:ascii="Work Sans" w:hAnsi="Work Sans" w:eastAsia="Work Sans"/>
-                <w:b w:val="0"/>
-                <w:i w:val="0"/>
-                <w:color w:val="11202E"/>
-                <w:sz w:val="17"/>
-              </w:rPr>
-              <w:t>✅ Automatique</w:t>
-            </w:r>
-          </w:p>
-        </w:tc>
-        <w:tc>
-          <w:tcPr>
-            <w:tcW w:type="dxa" w:w="5783"/>
-            <w:shd w:val="clear" w:color="auto" w:fill="F6F8FA"/>
-          </w:tcPr>
-          <w:p>
-            <w:pPr>
-              <w:spacing w:after="20"/>
-            </w:pPr>
-            <w:r>
-              <w:rPr>
-                <w:rFonts w:ascii="Work Sans" w:hAnsi="Work Sans" w:eastAsia="Work Sans"/>
-                <w:b w:val="0"/>
-                <w:i w:val="0"/>
-                <w:color w:val="11202E"/>
-                <w:sz w:val="17"/>
-              </w:rPr>
-              <w:t>Chaque semaine, la liste des personnes qui ont réagi ou commenté, triée : décideurs logistique d'un côté, candidats de l'autre.</w:t>
-            </w:r>
-          </w:p>
-        </w:tc>
-      </w:tr>
-      <w:tr>
-        <w:tc>
-          <w:tcPr>
-            <w:tcW w:type="dxa" w:w="2608"/>
-          </w:tcPr>
-          <w:p>
-            <w:pPr>
-              <w:spacing w:after="20"/>
-            </w:pPr>
-            <w:r>
-              <w:rPr>
-                <w:rFonts w:ascii="Work Sans" w:hAnsi="Work Sans" w:eastAsia="Work Sans"/>
-                <w:b/>
-                <w:i w:val="0"/>
-                <w:color w:val="11202E"/>
-                <w:sz w:val="17"/>
-              </w:rPr>
-              <w:t>📊 Statistiques de la page</w:t>
-            </w:r>
-          </w:p>
-        </w:tc>
-        <w:tc>
-          <w:tcPr>
-            <w:tcW w:type="dxa" w:w="1474"/>
-          </w:tcPr>
-          <w:p>
-            <w:pPr>
-              <w:spacing w:after="20"/>
-            </w:pPr>
-            <w:r>
-              <w:rPr>
-                <w:rFonts w:ascii="Work Sans" w:hAnsi="Work Sans" w:eastAsia="Work Sans"/>
-                <w:b w:val="0"/>
-                <w:i w:val="0"/>
-                <w:color w:val="11202E"/>
-                <w:sz w:val="17"/>
-              </w:rPr>
-              <w:t>✅ Automatique</w:t>
-            </w:r>
-          </w:p>
-        </w:tc>
-        <w:tc>
-          <w:tcPr>
-            <w:tcW w:type="dxa" w:w="5783"/>
-          </w:tcPr>
-          <w:p>
-            <w:pPr>
-              <w:spacing w:after="20"/>
-            </w:pPr>
-            <w:r>
-              <w:rPr>
-                <w:rFonts w:ascii="Work Sans" w:hAnsi="Work Sans" w:eastAsia="Work Sans"/>
-                <w:b w:val="0"/>
-                <w:i w:val="0"/>
-                <w:color w:val="11202E"/>
-                <w:sz w:val="17"/>
-              </w:rPr>
-              <w:t>Abonnés, vues, réactions, meilleurs posts : un point chaque lundi.</w:t>
-            </w:r>
-          </w:p>
-        </w:tc>
-      </w:tr>
-      <w:tr>
-        <w:tc>
-          <w:tcPr>
-            <w:tcW w:type="dxa" w:w="2608"/>
-            <w:shd w:val="clear" w:color="auto" w:fill="F6F8FA"/>
-          </w:tcPr>
-          <w:p>
-            <w:pPr>
-              <w:spacing w:after="20"/>
-            </w:pPr>
-            <w:r>
-              <w:rPr>
-                <w:rFonts w:ascii="Work Sans" w:hAnsi="Work Sans" w:eastAsia="Work Sans"/>
-                <w:b/>
-                <w:i w:val="0"/>
-                <w:color w:val="11202E"/>
-                <w:sz w:val="17"/>
-              </w:rPr>
-              <w:t>🔔 Rappels de relance</w:t>
-            </w:r>
-          </w:p>
-        </w:tc>
-        <w:tc>
-          <w:tcPr>
-            <w:tcW w:type="dxa" w:w="1474"/>
-            <w:shd w:val="clear" w:color="auto" w:fill="F6F8FA"/>
-          </w:tcPr>
-          <w:p>
-            <w:pPr>
-              <w:spacing w:after="20"/>
-            </w:pPr>
-            <w:r>
-              <w:rPr>
-                <w:rFonts w:ascii="Work Sans" w:hAnsi="Work Sans" w:eastAsia="Work Sans"/>
-                <w:b w:val="0"/>
-                <w:i w:val="0"/>
-                <w:color w:val="11202E"/>
-                <w:sz w:val="17"/>
-              </w:rPr>
-              <w:t>✅ Automatique</w:t>
-            </w:r>
-          </w:p>
-        </w:tc>
-        <w:tc>
-          <w:tcPr>
-            <w:tcW w:type="dxa" w:w="5783"/>
-            <w:shd w:val="clear" w:color="auto" w:fill="F6F8FA"/>
-          </w:tcPr>
-          <w:p>
-            <w:pPr>
-              <w:spacing w:after="20"/>
-            </w:pPr>
-            <w:r>
-              <w:rPr>
-                <w:rFonts w:ascii="Work Sans" w:hAnsi="Work Sans" w:eastAsia="Work Sans"/>
-                <w:b w:val="0"/>
-                <w:i w:val="0"/>
-                <w:color w:val="11202E"/>
-                <w:sz w:val="17"/>
-              </w:rPr>
-              <w:t>Chaque matin, la liste « à faire aujourd'hui » : qui relancer, avec quel message, et les retards.</w:t>
-            </w:r>
-          </w:p>
-        </w:tc>
-      </w:tr>
-      <w:tr>
-        <w:tc>
-          <w:tcPr>
-            <w:tcW w:type="dxa" w:w="2608"/>
-          </w:tcPr>
-          <w:p>
-            <w:pPr>
-              <w:spacing w:after="20"/>
-            </w:pPr>
-            <w:r>
-              <w:rPr>
-                <w:rFonts w:ascii="Work Sans" w:hAnsi="Work Sans" w:eastAsia="Work Sans"/>
-                <w:b/>
-                <w:i w:val="0"/>
-                <w:color w:val="11202E"/>
-                <w:sz w:val="17"/>
-              </w:rPr>
-              <w:t>📡 Veille des signaux d'achat</w:t>
-            </w:r>
-          </w:p>
-        </w:tc>
-        <w:tc>
-          <w:tcPr>
-            <w:tcW w:type="dxa" w:w="1474"/>
-          </w:tcPr>
-          <w:p>
-            <w:pPr>
-              <w:spacing w:after="20"/>
-            </w:pPr>
-            <w:r>
-              <w:rPr>
-                <w:rFonts w:ascii="Work Sans" w:hAnsi="Work Sans" w:eastAsia="Work Sans"/>
-                <w:b w:val="0"/>
-                <w:i w:val="0"/>
-                <w:color w:val="11202E"/>
-                <w:sz w:val="17"/>
-              </w:rPr>
-              <w:t>✅ Automatique</w:t>
-            </w:r>
-          </w:p>
-        </w:tc>
-        <w:tc>
-          <w:tcPr>
-            <w:tcW w:type="dxa" w:w="5783"/>
-          </w:tcPr>
-          <w:p>
-            <w:pPr>
-              <w:spacing w:after="20"/>
-            </w:pPr>
-            <w:r>
-              <w:rPr>
-                <w:rFonts w:ascii="Work Sans" w:hAnsi="Work Sans" w:eastAsia="Work Sans"/>
-                <w:b w:val="0"/>
-                <w:i w:val="0"/>
-                <w:color w:val="11202E"/>
-                <w:sz w:val="17"/>
-              </w:rPr>
-              <w:t>Nouveaux directeurs supply chain, nouveaux entrepôts, recrutements chez les 30 comptes visés : résumé hebdomadaire.</w:t>
-            </w:r>
-          </w:p>
-        </w:tc>
-      </w:tr>
-      <w:tr>
-        <w:tc>
-          <w:tcPr>
-            <w:tcW w:type="dxa" w:w="2608"/>
-            <w:shd w:val="clear" w:color="auto" w:fill="F6F8FA"/>
-          </w:tcPr>
-          <w:p>
-            <w:pPr>
-              <w:spacing w:after="20"/>
-            </w:pPr>
-            <w:r>
-              <w:rPr>
-                <w:rFonts w:ascii="Work Sans" w:hAnsi="Work Sans" w:eastAsia="Work Sans"/>
-                <w:b/>
-                <w:i w:val="0"/>
-                <w:color w:val="11202E"/>
-                <w:sz w:val="17"/>
-              </w:rPr>
-              <w:t>✉️ Invitations et messages de prospection</w:t>
-            </w:r>
-          </w:p>
-        </w:tc>
-        <w:tc>
-          <w:tcPr>
-            <w:tcW w:type="dxa" w:w="1474"/>
-            <w:shd w:val="clear" w:color="auto" w:fill="F6F8FA"/>
-          </w:tcPr>
-          <w:p>
-            <w:pPr>
-              <w:spacing w:after="20"/>
-            </w:pPr>
-            <w:r>
-              <w:rPr>
-                <w:rFonts w:ascii="Work Sans" w:hAnsi="Work Sans" w:eastAsia="Work Sans"/>
-                <w:b w:val="0"/>
-                <w:i w:val="0"/>
-                <w:color w:val="11202E"/>
-                <w:sz w:val="17"/>
-              </w:rPr>
-              <w:t>✍️ Préparé</w:t>
-            </w:r>
-          </w:p>
-        </w:tc>
-        <w:tc>
-          <w:tcPr>
-            <w:tcW w:type="dxa" w:w="5783"/>
-            <w:shd w:val="clear" w:color="auto" w:fill="F6F8FA"/>
-          </w:tcPr>
-          <w:p>
-            <w:pPr>
-              <w:spacing w:after="20"/>
-            </w:pPr>
-            <w:r>
-              <w:rPr>
-                <w:rFonts w:ascii="Work Sans" w:hAnsi="Work Sans" w:eastAsia="Work Sans"/>
-                <w:b w:val="0"/>
-                <w:i w:val="0"/>
-                <w:color w:val="11202E"/>
-                <w:sz w:val="17"/>
-              </w:rPr>
-              <w:t>Le texte est rédigé au nom de chaque contact ; le commercial le copie et l'envoie lui-même (environ 20 par jour).</w:t>
-            </w:r>
-          </w:p>
-        </w:tc>
-      </w:tr>
-      <w:tr>
-        <w:tc>
-          <w:tcPr>
-            <w:tcW w:type="dxa" w:w="2608"/>
-          </w:tcPr>
-          <w:p>
-            <w:pPr>
-              <w:spacing w:after="20"/>
-            </w:pPr>
-            <w:r>
-              <w:rPr>
-                <w:rFonts w:ascii="Work Sans" w:hAnsi="Work Sans" w:eastAsia="Work Sans"/>
-                <w:b/>
-                <w:i w:val="0"/>
-                <w:color w:val="11202E"/>
-                <w:sz w:val="17"/>
-              </w:rPr>
-              <w:t>📥 Réponses reçues en message privé</w:t>
-            </w:r>
-          </w:p>
-        </w:tc>
-        <w:tc>
-          <w:tcPr>
-            <w:tcW w:type="dxa" w:w="1474"/>
-          </w:tcPr>
-          <w:p>
-            <w:pPr>
-              <w:spacing w:after="20"/>
-            </w:pPr>
-            <w:r>
-              <w:rPr>
-                <w:rFonts w:ascii="Work Sans" w:hAnsi="Work Sans" w:eastAsia="Work Sans"/>
-                <w:b w:val="0"/>
-                <w:i w:val="0"/>
-                <w:color w:val="11202E"/>
-                <w:sz w:val="17"/>
-              </w:rPr>
-              <w:t>✋ Manuel</w:t>
-            </w:r>
-          </w:p>
-        </w:tc>
-        <w:tc>
-          <w:tcPr>
-            <w:tcW w:type="dxa" w:w="5783"/>
-          </w:tcPr>
-          <w:p>
-            <w:pPr>
-              <w:spacing w:after="20"/>
-            </w:pPr>
-            <w:r>
-              <w:rPr>
-                <w:rFonts w:ascii="Work Sans" w:hAnsi="Work Sans" w:eastAsia="Work Sans"/>
-                <w:b w:val="0"/>
-                <w:i w:val="0"/>
-                <w:color w:val="11202E"/>
-                <w:sz w:val="17"/>
-              </w:rPr>
-              <w:t>LinkedIn ne donne pas accès à la messagerie. Le commercial note la réponse dans le tableau ; la suite lui est proposée aussitôt.</w:t>
-            </w:r>
-          </w:p>
-        </w:tc>
-      </w:tr>
-      <w:tr>
-        <w:tc>
-          <w:tcPr>
-            <w:tcW w:type="dxa" w:w="2608"/>
-            <w:shd w:val="clear" w:color="auto" w:fill="F6F8FA"/>
-          </w:tcPr>
-          <w:p>
-            <w:pPr>
-              <w:spacing w:after="20"/>
-            </w:pPr>
-            <w:r>
-              <w:rPr>
-                <w:rFonts w:ascii="Work Sans" w:hAnsi="Work Sans" w:eastAsia="Work Sans"/>
-                <w:b/>
-                <w:i w:val="0"/>
-                <w:color w:val="11202E"/>
-                <w:sz w:val="17"/>
-              </w:rPr>
-              <w:t>🤝 Commenter ou aimer les posts des prospects</w:t>
-            </w:r>
-          </w:p>
-        </w:tc>
-        <w:tc>
-          <w:tcPr>
-            <w:tcW w:type="dxa" w:w="1474"/>
-            <w:shd w:val="clear" w:color="auto" w:fill="F6F8FA"/>
-          </w:tcPr>
-          <w:p>
-            <w:pPr>
-              <w:spacing w:after="20"/>
-            </w:pPr>
-            <w:r>
-              <w:rPr>
-                <w:rFonts w:ascii="Work Sans" w:hAnsi="Work Sans" w:eastAsia="Work Sans"/>
-                <w:b w:val="0"/>
-                <w:i w:val="0"/>
-                <w:color w:val="11202E"/>
-                <w:sz w:val="17"/>
-              </w:rPr>
-              <w:t>✋ Manuel</w:t>
-            </w:r>
-          </w:p>
-        </w:tc>
-        <w:tc>
-          <w:tcPr>
-            <w:tcW w:type="dxa" w:w="5783"/>
-            <w:shd w:val="clear" w:color="auto" w:fill="F6F8FA"/>
-          </w:tcPr>
-          <w:p>
-            <w:pPr>
-              <w:spacing w:after="20"/>
-            </w:pPr>
-            <w:r>
-              <w:rPr>
-                <w:rFonts w:ascii="Work Sans" w:hAnsi="Work Sans" w:eastAsia="Work Sans"/>
-                <w:b w:val="0"/>
-                <w:i w:val="0"/>
-                <w:color w:val="11202E"/>
-                <w:sz w:val="17"/>
-              </w:rPr>
-              <w:t>Interdit en automatique : ça se fait à la main, 10 minutes par jour, sur une liste préparée.</w:t>
+              <w:t>Ruth Kouadio</w:t>
             </w:r>
           </w:p>
         </w:tc>
@@ -1145,14 +913,14 @@
       </w:pPr>
       <w:r>
         <w:rPr>
-          <w:rFonts w:ascii="Work Sans" w:hAnsi="Work Sans" w:eastAsia="Work Sans"/>
+          <w:rFonts w:ascii="Inter" w:hAnsi="Inter" w:eastAsia="Inter"/>
           <w:b/>
           <w:i w:val="0"/>
           <w:color w:val="EE5B22"/>
           <w:sz w:val="25"/>
           <w:u w:val="single"/>
         </w:rPr>
-        <w:t>💬 Les réponses aux commentaires, en pratique</w:t>
+        <w:t>3. Les messages, dans l'ordre</w:t>
       </w:r>
     </w:p>
     <w:tbl>
@@ -1163,18 +931,18 @@
         <w:tblW w:w="9865" w:type="dxa"/>
         <w:tblLayout w:type="fixed"/>
         <w:tblBorders>
-          <w:top w:val="single" w:sz="4" w:color="D8E0E6"/>
-          <w:left w:val="single" w:sz="4" w:color="D8E0E6"/>
-          <w:bottom w:val="single" w:sz="4" w:color="D8E0E6"/>
-          <w:right w:val="single" w:sz="4" w:color="D8E0E6"/>
-          <w:insideH w:val="single" w:sz="4" w:color="D8E0E6"/>
-          <w:insideV w:val="single" w:sz="4" w:color="D8E0E6"/>
+          <w:top w:val="single" w:sz="4" w:color="E3C9CC"/>
+          <w:left w:val="single" w:sz="4" w:color="E3C9CC"/>
+          <w:bottom w:val="single" w:sz="4" w:color="E3C9CC"/>
+          <w:right w:val="single" w:sz="4" w:color="E3C9CC"/>
+          <w:insideH w:val="single" w:sz="4" w:color="E3C9CC"/>
+          <w:insideV w:val="single" w:sz="4" w:color="E3C9CC"/>
         </w:tblBorders>
       </w:tblPr>
       <w:tblGrid>
-        <w:gridCol w:w="3061"/>
-        <w:gridCol w:w="4195"/>
-        <w:gridCol w:w="2608"/>
+        <w:gridCol w:w="1247"/>
+        <w:gridCol w:w="1927"/>
+        <w:gridCol w:w="6690"/>
       </w:tblGrid>
       <w:tr>
         <w:trPr>
@@ -1182,55 +950,55 @@
         </w:trPr>
         <w:tc>
           <w:tcPr>
-            <w:tcW w:type="dxa" w:w="3061"/>
+            <w:tcW w:type="dxa" w:w="1247"/>
             <w:shd w:val="clear" w:color="auto" w:fill="EE5B22"/>
           </w:tcPr>
           <w:p>
             <w:r>
               <w:rPr>
-                <w:rFonts w:ascii="Work Sans" w:hAnsi="Work Sans" w:eastAsia="Work Sans"/>
+                <w:rFonts w:ascii="Inter" w:hAnsi="Inter" w:eastAsia="Inter"/>
                 <w:b/>
                 <w:i w:val="0"/>
                 <w:color w:val="FFFFFF"/>
                 <w:sz w:val="18"/>
               </w:rPr>
-              <w:t>Type de commentaire</w:t>
+              <w:t>Quand</w:t>
             </w:r>
           </w:p>
         </w:tc>
         <w:tc>
           <w:tcPr>
-            <w:tcW w:type="dxa" w:w="4195"/>
+            <w:tcW w:type="dxa" w:w="1928"/>
             <w:shd w:val="clear" w:color="auto" w:fill="EE5B22"/>
           </w:tcPr>
           <w:p>
             <w:r>
               <w:rPr>
-                <w:rFonts w:ascii="Work Sans" w:hAnsi="Work Sans" w:eastAsia="Work Sans"/>
+                <w:rFonts w:ascii="Inter" w:hAnsi="Inter" w:eastAsia="Inter"/>
                 <w:b/>
                 <w:i w:val="0"/>
                 <w:color w:val="FFFFFF"/>
                 <w:sz w:val="18"/>
               </w:rPr>
-              <w:t>Réponse</w:t>
+              <w:t>Canal</w:t>
             </w:r>
           </w:p>
         </w:tc>
         <w:tc>
           <w:tcPr>
-            <w:tcW w:type="dxa" w:w="2608"/>
+            <w:tcW w:type="dxa" w:w="6690"/>
             <w:shd w:val="clear" w:color="auto" w:fill="EE5B22"/>
           </w:tcPr>
           <w:p>
             <w:r>
               <w:rPr>
-                <w:rFonts w:ascii="Work Sans" w:hAnsi="Work Sans" w:eastAsia="Work Sans"/>
+                <w:rFonts w:ascii="Inter" w:hAnsi="Inter" w:eastAsia="Inter"/>
                 <w:b/>
                 <w:i w:val="0"/>
                 <w:color w:val="FFFFFF"/>
                 <w:sz w:val="18"/>
               </w:rPr>
-              <w:t>Qui valide</w:t>
+              <w:t>Message</w:t>
             </w:r>
           </w:p>
         </w:tc>
@@ -1238,7 +1006,7 @@
       <w:tr>
         <w:tc>
           <w:tcPr>
-            <w:tcW w:type="dxa" w:w="3061"/>
+            <w:tcW w:type="dxa" w:w="1247"/>
           </w:tcPr>
           <w:p>
             <w:pPr>
@@ -1246,19 +1014,19 @@
             </w:pPr>
             <w:r>
               <w:rPr>
-                <w:rFonts w:ascii="Work Sans" w:hAnsi="Work Sans" w:eastAsia="Work Sans"/>
+                <w:rFonts w:ascii="Inter" w:hAnsi="Inter" w:eastAsia="Inter"/>
                 <w:b/>
                 <w:i w:val="0"/>
-                <w:color w:val="11202E"/>
-                <w:sz w:val="17"/>
+                <w:color w:val="2B2A2E"/>
+                <w:sz w:val="16"/>
               </w:rPr>
-              <w:t>Félicitations, « bravo »</w:t>
+              <w:t>J-21</w:t>
             </w:r>
           </w:p>
         </w:tc>
         <w:tc>
           <w:tcPr>
-            <w:tcW w:type="dxa" w:w="4195"/>
+            <w:tcW w:type="dxa" w:w="1928"/>
           </w:tcPr>
           <w:p>
             <w:pPr>
@@ -1266,19 +1034,19 @@
             </w:pPr>
             <w:r>
               <w:rPr>
-                <w:rFonts w:ascii="Work Sans" w:hAnsi="Work Sans" w:eastAsia="Work Sans"/>
+                <w:rFonts w:ascii="Inter" w:hAnsi="Inter" w:eastAsia="Inter"/>
                 <w:b w:val="0"/>
                 <w:i w:val="0"/>
-                <w:color w:val="11202E"/>
-                <w:sz w:val="17"/>
+                <w:color w:val="2B2A2E"/>
+                <w:sz w:val="16"/>
               </w:rPr>
-              <w:t>Remerciement court, personnalisé avec le prénom</w:t>
+              <w:t>Post de la page</w:t>
             </w:r>
           </w:p>
         </w:tc>
         <w:tc>
           <w:tcPr>
-            <w:tcW w:type="dxa" w:w="2608"/>
+            <w:tcW w:type="dxa" w:w="6690"/>
           </w:tcPr>
           <w:p>
             <w:pPr>
@@ -1286,13 +1054,13 @@
             </w:pPr>
             <w:r>
               <w:rPr>
-                <w:rFonts w:ascii="Work Sans" w:hAnsi="Work Sans" w:eastAsia="Work Sans"/>
+                <w:rFonts w:ascii="Inter" w:hAnsi="Inter" w:eastAsia="Inter"/>
                 <w:b w:val="0"/>
                 <w:i w:val="0"/>
-                <w:color w:val="11202E"/>
-                <w:sz w:val="17"/>
+                <w:color w:val="2B2A2E"/>
+                <w:sz w:val="16"/>
               </w:rPr>
-              <w:t>Automatique</w:t>
+              <w:t>📅 Le ⟦date⟧, nous ouvrons notre parc de Vridi à 8 responsables logistique : entrepôts, terre-plein et le rapport de stock que reçoivent nos clients chaque jour. Inscription sur l'événement 👇</w:t>
             </w:r>
           </w:p>
         </w:tc>
@@ -1300,7 +1068,7 @@
       <w:tr>
         <w:tc>
           <w:tcPr>
-            <w:tcW w:type="dxa" w:w="3061"/>
+            <w:tcW w:type="dxa" w:w="1247"/>
             <w:shd w:val="clear" w:color="auto" w:fill="F6F8FA"/>
           </w:tcPr>
           <w:p>
@@ -1309,19 +1077,19 @@
             </w:pPr>
             <w:r>
               <w:rPr>
-                <w:rFonts w:ascii="Work Sans" w:hAnsi="Work Sans" w:eastAsia="Work Sans"/>
+                <w:rFonts w:ascii="Inter" w:hAnsi="Inter" w:eastAsia="Inter"/>
                 <w:b/>
                 <w:i w:val="0"/>
-                <w:color w:val="11202E"/>
-                <w:sz w:val="17"/>
+                <w:color w:val="2B2A2E"/>
+                <w:sz w:val="16"/>
               </w:rPr>
-              <w:t>Question pratique (adresse, horaires, contact)</w:t>
+              <w:t>J-20 à J-14</w:t>
             </w:r>
           </w:p>
         </w:tc>
         <w:tc>
           <w:tcPr>
-            <w:tcW w:type="dxa" w:w="4195"/>
+            <w:tcW w:type="dxa" w:w="1928"/>
             <w:shd w:val="clear" w:color="auto" w:fill="F6F8FA"/>
           </w:tcPr>
           <w:p>
@@ -1330,19 +1098,19 @@
             </w:pPr>
             <w:r>
               <w:rPr>
-                <w:rFonts w:ascii="Work Sans" w:hAnsi="Work Sans" w:eastAsia="Work Sans"/>
+                <w:rFonts w:ascii="Inter" w:hAnsi="Inter" w:eastAsia="Inter"/>
                 <w:b w:val="0"/>
                 <w:i w:val="0"/>
-                <w:color w:val="11202E"/>
-                <w:sz w:val="17"/>
+                <w:color w:val="2B2A2E"/>
+                <w:sz w:val="16"/>
               </w:rPr>
-              <w:t>Réponse type avec le lien du site</w:t>
+              <w:t>Invitation à l'événement</w:t>
             </w:r>
           </w:p>
         </w:tc>
         <w:tc>
           <w:tcPr>
-            <w:tcW w:type="dxa" w:w="2608"/>
+            <w:tcW w:type="dxa" w:w="6690"/>
             <w:shd w:val="clear" w:color="auto" w:fill="F6F8FA"/>
           </w:tcPr>
           <w:p>
@@ -1351,13 +1119,13 @@
             </w:pPr>
             <w:r>
               <w:rPr>
-                <w:rFonts w:ascii="Work Sans" w:hAnsi="Work Sans" w:eastAsia="Work Sans"/>
+                <w:rFonts w:ascii="Inter" w:hAnsi="Inter" w:eastAsia="Inter"/>
                 <w:b w:val="0"/>
                 <w:i w:val="0"/>
-                <w:color w:val="11202E"/>
-                <w:sz w:val="17"/>
+                <w:color w:val="2B2A2E"/>
+                <w:sz w:val="16"/>
               </w:rPr>
-              <w:t>Automatique</w:t>
+              <w:t>Depuis la page, aux contacts connectés, avec un mot : « Bonjour {Prénom}, nous recevons quelques responsables logistique au parc de Vridi le ⟦date⟧. Votre regard m'intéresserait, notamment sur {besoin}. Une place vous attend. »</w:t>
             </w:r>
           </w:p>
         </w:tc>
@@ -1365,7 +1133,7 @@
       <w:tr>
         <w:tc>
           <w:tcPr>
-            <w:tcW w:type="dxa" w:w="3061"/>
+            <w:tcW w:type="dxa" w:w="1247"/>
           </w:tcPr>
           <w:p>
             <w:pPr>
@@ -1373,19 +1141,19 @@
             </w:pPr>
             <w:r>
               <w:rPr>
-                <w:rFonts w:ascii="Work Sans" w:hAnsi="Work Sans" w:eastAsia="Work Sans"/>
+                <w:rFonts w:ascii="Inter" w:hAnsi="Inter" w:eastAsia="Inter"/>
                 <w:b/>
                 <w:i w:val="0"/>
-                <w:color w:val="11202E"/>
-                <w:sz w:val="17"/>
+                <w:color w:val="2B2A2E"/>
+                <w:sz w:val="16"/>
               </w:rPr>
-              <w:t>Demande de devis ou de visite</w:t>
+              <w:t>J-7</w:t>
             </w:r>
           </w:p>
         </w:tc>
         <w:tc>
           <w:tcPr>
-            <w:tcW w:type="dxa" w:w="4195"/>
+            <w:tcW w:type="dxa" w:w="1928"/>
           </w:tcPr>
           <w:p>
             <w:pPr>
@@ -1393,19 +1161,19 @@
             </w:pPr>
             <w:r>
               <w:rPr>
-                <w:rFonts w:ascii="Work Sans" w:hAnsi="Work Sans" w:eastAsia="Work Sans"/>
+                <w:rFonts w:ascii="Inter" w:hAnsi="Inter" w:eastAsia="Inter"/>
                 <w:b w:val="0"/>
                 <w:i w:val="0"/>
-                <w:color w:val="11202E"/>
-                <w:sz w:val="17"/>
+                <w:color w:val="2B2A2E"/>
+                <w:sz w:val="16"/>
               </w:rPr>
-              <w:t>« Merci, nous vous écrivons en privé » ; le contact part au commercial</w:t>
+              <w:t>Post de la page</w:t>
             </w:r>
           </w:p>
         </w:tc>
         <w:tc>
           <w:tcPr>
-            <w:tcW w:type="dxa" w:w="2608"/>
+            <w:tcW w:type="dxa" w:w="6690"/>
           </w:tcPr>
           <w:p>
             <w:pPr>
@@ -1413,13 +1181,13 @@
             </w:pPr>
             <w:r>
               <w:rPr>
-                <w:rFonts w:ascii="Work Sans" w:hAnsi="Work Sans" w:eastAsia="Work Sans"/>
+                <w:rFonts w:ascii="Inter" w:hAnsi="Inter" w:eastAsia="Inter"/>
                 <w:b w:val="0"/>
                 <w:i w:val="0"/>
-                <w:color w:val="11202E"/>
-                <w:sz w:val="17"/>
+                <w:color w:val="2B2A2E"/>
+                <w:sz w:val="16"/>
               </w:rPr>
-              <w:t>Commercial, dans la journée</w:t>
+              <w:t>🎥 30 secondes dans nos allées (vidéo à tourner). Il reste ⟦n⟧ places pour le ⟦date⟧.</w:t>
             </w:r>
           </w:p>
         </w:tc>
@@ -1427,7 +1195,7 @@
       <w:tr>
         <w:tc>
           <w:tcPr>
-            <w:tcW w:type="dxa" w:w="3061"/>
+            <w:tcW w:type="dxa" w:w="1247"/>
             <w:shd w:val="clear" w:color="auto" w:fill="F6F8FA"/>
           </w:tcPr>
           <w:p>
@@ -1436,19 +1204,19 @@
             </w:pPr>
             <w:r>
               <w:rPr>
-                <w:rFonts w:ascii="Work Sans" w:hAnsi="Work Sans" w:eastAsia="Work Sans"/>
+                <w:rFonts w:ascii="Inter" w:hAnsi="Inter" w:eastAsia="Inter"/>
                 <w:b/>
                 <w:i w:val="0"/>
-                <w:color w:val="11202E"/>
-                <w:sz w:val="17"/>
+                <w:color w:val="2B2A2E"/>
+                <w:sz w:val="16"/>
               </w:rPr>
-              <w:t>Critique ou réclamation</w:t>
+              <w:t>J-1</w:t>
             </w:r>
           </w:p>
         </w:tc>
         <w:tc>
           <w:tcPr>
-            <w:tcW w:type="dxa" w:w="4195"/>
+            <w:tcW w:type="dxa" w:w="1928"/>
             <w:shd w:val="clear" w:color="auto" w:fill="F6F8FA"/>
           </w:tcPr>
           <w:p>
@@ -1457,19 +1225,19 @@
             </w:pPr>
             <w:r>
               <w:rPr>
-                <w:rFonts w:ascii="Work Sans" w:hAnsi="Work Sans" w:eastAsia="Work Sans"/>
+                <w:rFonts w:ascii="Inter" w:hAnsi="Inter" w:eastAsia="Inter"/>
                 <w:b w:val="0"/>
                 <w:i w:val="0"/>
-                <w:color w:val="11202E"/>
-                <w:sz w:val="17"/>
+                <w:color w:val="2B2A2E"/>
+                <w:sz w:val="16"/>
               </w:rPr>
-              <w:t>Réponse posée, invitation à écrire en privé</w:t>
+              <w:t>Message aux inscrits</w:t>
             </w:r>
           </w:p>
         </w:tc>
         <w:tc>
           <w:tcPr>
-            <w:tcW w:type="dxa" w:w="2608"/>
+            <w:tcW w:type="dxa" w:w="6690"/>
             <w:shd w:val="clear" w:color="auto" w:fill="F6F8FA"/>
           </w:tcPr>
           <w:p>
@@ -1478,13 +1246,13 @@
             </w:pPr>
             <w:r>
               <w:rPr>
-                <w:rFonts w:ascii="Work Sans" w:hAnsi="Work Sans" w:eastAsia="Work Sans"/>
+                <w:rFonts w:ascii="Inter" w:hAnsi="Inter" w:eastAsia="Inter"/>
                 <w:b w:val="0"/>
                 <w:i w:val="0"/>
-                <w:color w:val="11202E"/>
-                <w:sz w:val="17"/>
+                <w:color w:val="2B2A2E"/>
+                <w:sz w:val="16"/>
               </w:rPr>
-              <w:t>Direction, avant publication</w:t>
+              <w:t>« À demain 9 h au parc de Vridi. Le plan d'accès : ⟦lien⟧. Un badge vous attend à l'accueil. »</w:t>
             </w:r>
           </w:p>
         </w:tc>
@@ -1492,7 +1260,7 @@
       <w:tr>
         <w:tc>
           <w:tcPr>
-            <w:tcW w:type="dxa" w:w="3061"/>
+            <w:tcW w:type="dxa" w:w="1247"/>
           </w:tcPr>
           <w:p>
             <w:pPr>
@@ -1500,19 +1268,19 @@
             </w:pPr>
             <w:r>
               <w:rPr>
-                <w:rFonts w:ascii="Work Sans" w:hAnsi="Work Sans" w:eastAsia="Work Sans"/>
+                <w:rFonts w:ascii="Inter" w:hAnsi="Inter" w:eastAsia="Inter"/>
                 <w:b/>
                 <w:i w:val="0"/>
-                <w:color w:val="11202E"/>
-                <w:sz w:val="17"/>
+                <w:color w:val="2B2A2E"/>
+                <w:sz w:val="16"/>
               </w:rPr>
-              <w:t>Candidature, recherche d'emploi</w:t>
+              <w:t>J+1</w:t>
             </w:r>
           </w:p>
         </w:tc>
         <w:tc>
           <w:tcPr>
-            <w:tcW w:type="dxa" w:w="4195"/>
+            <w:tcW w:type="dxa" w:w="1928"/>
           </w:tcPr>
           <w:p>
             <w:pPr>
@@ -1520,19 +1288,19 @@
             </w:pPr>
             <w:r>
               <w:rPr>
-                <w:rFonts w:ascii="Work Sans" w:hAnsi="Work Sans" w:eastAsia="Work Sans"/>
+                <w:rFonts w:ascii="Inter" w:hAnsi="Inter" w:eastAsia="Inter"/>
                 <w:b w:val="0"/>
                 <w:i w:val="0"/>
-                <w:color w:val="11202E"/>
-                <w:sz w:val="17"/>
+                <w:color w:val="2B2A2E"/>
+                <w:sz w:val="16"/>
               </w:rPr>
-              <w:t>Réponse type recrutement, et transfert</w:t>
+              <w:t>Aux venus / aux absents</w:t>
             </w:r>
           </w:p>
         </w:tc>
         <w:tc>
           <w:tcPr>
-            <w:tcW w:type="dxa" w:w="2608"/>
+            <w:tcW w:type="dxa" w:w="6690"/>
           </w:tcPr>
           <w:p>
             <w:pPr>
@@ -1540,13 +1308,13 @@
             </w:pPr>
             <w:r>
               <w:rPr>
-                <w:rFonts w:ascii="Work Sans" w:hAnsi="Work Sans" w:eastAsia="Work Sans"/>
+                <w:rFonts w:ascii="Inter" w:hAnsi="Inter" w:eastAsia="Inter"/>
                 <w:b w:val="0"/>
                 <w:i w:val="0"/>
-                <w:color w:val="11202E"/>
-                <w:sz w:val="17"/>
+                <w:color w:val="2B2A2E"/>
+                <w:sz w:val="16"/>
               </w:rPr>
-              <w:t>Automatique (voir ci-dessous)</w:t>
+              <w:t>Venus : « Merci d'être venu. Je vous propose 30 minutes sur {besoin} : ⟦deux créneaux⟧. » Absents : « Dommage de ne pas vous avoir vu ; une visite d'une heure à votre convenance ? »</w:t>
             </w:r>
           </w:p>
         </w:tc>
@@ -1554,7 +1322,7 @@
       <w:tr>
         <w:tc>
           <w:tcPr>
-            <w:tcW w:type="dxa" w:w="3061"/>
+            <w:tcW w:type="dxa" w:w="1247"/>
             <w:shd w:val="clear" w:color="auto" w:fill="F6F8FA"/>
           </w:tcPr>
           <w:p>
@@ -1563,19 +1331,19 @@
             </w:pPr>
             <w:r>
               <w:rPr>
-                <w:rFonts w:ascii="Work Sans" w:hAnsi="Work Sans" w:eastAsia="Work Sans"/>
+                <w:rFonts w:ascii="Inter" w:hAnsi="Inter" w:eastAsia="Inter"/>
                 <w:b/>
                 <w:i w:val="0"/>
-                <w:color w:val="11202E"/>
-                <w:sz w:val="17"/>
+                <w:color w:val="2B2A2E"/>
+                <w:sz w:val="16"/>
               </w:rPr>
-              <w:t>Publicité, spam</w:t>
+              <w:t>J+2</w:t>
             </w:r>
           </w:p>
         </w:tc>
         <w:tc>
           <w:tcPr>
-            <w:tcW w:type="dxa" w:w="4195"/>
+            <w:tcW w:type="dxa" w:w="1928"/>
             <w:shd w:val="clear" w:color="auto" w:fill="F6F8FA"/>
           </w:tcPr>
           <w:p>
@@ -1584,19 +1352,19 @@
             </w:pPr>
             <w:r>
               <w:rPr>
-                <w:rFonts w:ascii="Work Sans" w:hAnsi="Work Sans" w:eastAsia="Work Sans"/>
+                <w:rFonts w:ascii="Inter" w:hAnsi="Inter" w:eastAsia="Inter"/>
                 <w:b w:val="0"/>
                 <w:i w:val="0"/>
-                <w:color w:val="11202E"/>
-                <w:sz w:val="17"/>
+                <w:color w:val="2B2A2E"/>
+                <w:sz w:val="16"/>
               </w:rPr>
-              <w:t>Masqué</w:t>
+              <w:t>Post de la page</w:t>
             </w:r>
           </w:p>
         </w:tc>
         <w:tc>
           <w:tcPr>
-            <w:tcW w:type="dxa" w:w="2608"/>
+            <w:tcW w:type="dxa" w:w="6690"/>
             <w:shd w:val="clear" w:color="auto" w:fill="F6F8FA"/>
           </w:tcPr>
           <w:p>
@@ -1605,13 +1373,13 @@
             </w:pPr>
             <w:r>
               <w:rPr>
-                <w:rFonts w:ascii="Work Sans" w:hAnsi="Work Sans" w:eastAsia="Work Sans"/>
+                <w:rFonts w:ascii="Inter" w:hAnsi="Inter" w:eastAsia="Inter"/>
                 <w:b w:val="0"/>
                 <w:i w:val="0"/>
-                <w:color w:val="11202E"/>
-                <w:sz w:val="17"/>
+                <w:color w:val="2B2A2E"/>
+                <w:sz w:val="16"/>
               </w:rPr>
-              <w:t>Automatique</w:t>
+              <w:t>📸 Merci aux ⟦n⟧ responsables venus jeudi : photos (avec leur accord) et prochaine date.</w:t>
             </w:r>
           </w:p>
         </w:tc>
@@ -1621,23 +1389,6 @@
       <w:pPr>
         <w:spacing w:after="0"/>
       </w:pPr>
-    </w:p>
-    <w:p>
-      <w:pPr>
-        <w:keepNext/>
-        <w:spacing w:before="160" w:after="60"/>
-      </w:pPr>
-      <w:r>
-        <w:rPr>
-          <w:rFonts w:ascii="Work Sans" w:hAnsi="Work Sans" w:eastAsia="Work Sans"/>
-          <w:b/>
-          <w:i w:val="0"/>
-          <w:color w:val="EE5B22"/>
-          <w:sz w:val="25"/>
-          <w:u w:val="single"/>
-        </w:rPr>
-        <w:t>👔 Le circuit recrutement</w:t>
-      </w:r>
     </w:p>
     <w:tbl>
       <w:tblPr>
@@ -1652,18 +1403,18 @@
         <w:tc>
           <w:tcPr>
             <w:tcW w:type="dxa" w:w="9865"/>
-            <w:shd w:val="clear" w:color="auto" w:fill="F6F8FA"/>
+            <w:shd w:val="clear" w:color="auto" w:fill="FBF1F2"/>
           </w:tcPr>
           <w:p>
             <w:r>
               <w:rPr>
-                <w:rFonts w:ascii="Work Sans" w:hAnsi="Work Sans" w:eastAsia="Work Sans"/>
+                <w:rFonts w:ascii="Inter" w:hAnsi="Inter" w:eastAsia="Inter"/>
                 <w:b/>
                 <w:i w:val="0"/>
                 <w:color w:val="EE5B22"/>
-                <w:sz w:val="20"/>
+                <w:sz w:val="18"/>
               </w:rPr>
-              <w:t>Quand un commentaire parle d'emploi</w:t>
+              <w:t>4. ✋ Suivi et règles</w:t>
             </w:r>
           </w:p>
           <w:p>
@@ -1672,23 +1423,23 @@
             </w:pPr>
             <w:r>
               <w:rPr>
-                <w:rFonts w:ascii="Work Sans" w:hAnsi="Work Sans" w:eastAsia="Work Sans"/>
+                <w:rFonts w:ascii="Inter" w:hAnsi="Inter" w:eastAsia="Inter"/>
                 <w:b/>
                 <w:i w:val="0"/>
-                <w:color w:val="11202E"/>
-                <w:sz w:val="19"/>
+                <w:color w:val="2B2A2E"/>
+                <w:sz w:val="17"/>
               </w:rPr>
-              <w:t xml:space="preserve">1. Repérage : </w:t>
+              <w:t xml:space="preserve">Suivi : </w:t>
             </w:r>
             <w:r>
               <w:rPr>
-                <w:rFonts w:ascii="Work Sans" w:hAnsi="Work Sans" w:eastAsia="Work Sans"/>
+                <w:rFonts w:ascii="Inter" w:hAnsi="Inter" w:eastAsia="Inter"/>
                 <w:b w:val="0"/>
                 <w:i w:val="0"/>
-                <w:color w:val="11202E"/>
-                <w:sz w:val="19"/>
+                <w:color w:val="2B2A2E"/>
+                <w:sz w:val="17"/>
               </w:rPr>
-              <w:t>les mots « emploi », « stage », « CV », « recrutez », « candidature », « poste » déclenchent le circuit.</w:t>
+              <w:t>une ligne par invité dans le tableau de suivi (invité, inscrit, venu, rendez-vous). Objectif proposé : 8 inscrits, 5 présents, 3 rendez-vous ; une session par mois en alternant Vridi, Yopougon et AeroHub.</w:t>
             </w:r>
           </w:p>
           <w:p>
@@ -1697,23 +1448,23 @@
             </w:pPr>
             <w:r>
               <w:rPr>
-                <w:rFonts w:ascii="Work Sans" w:hAnsi="Work Sans" w:eastAsia="Work Sans"/>
+                <w:rFonts w:ascii="Inter" w:hAnsi="Inter" w:eastAsia="Inter"/>
                 <w:b/>
                 <w:i w:val="0"/>
-                <w:color w:val="11202E"/>
-                <w:sz w:val="19"/>
+                <w:color w:val="2B2A2E"/>
+                <w:sz w:val="17"/>
               </w:rPr>
-              <w:t xml:space="preserve">2. Réponse publique immédiate : </w:t>
+              <w:t xml:space="preserve">À fixer : </w:t>
             </w:r>
             <w:r>
               <w:rPr>
-                <w:rFonts w:ascii="Work Sans" w:hAnsi="Work Sans" w:eastAsia="Work Sans"/>
+                <w:rFonts w:ascii="Inter" w:hAnsi="Inter" w:eastAsia="Inter"/>
                 <w:b w:val="0"/>
                 <w:i w:val="0"/>
-                <w:color w:val="11202E"/>
-                <w:sz w:val="19"/>
+                <w:color w:val="2B2A2E"/>
+                <w:sz w:val="17"/>
               </w:rPr>
-              <w:t>« Merci {Prénom} pour votre intérêt ! Nos offres sont publiées sur notre page LinkedIn. Vous pouvez envoyer votre candidature à ⟦adresse recrutement⟧ en précisant le poste visé. »</w:t>
+              <w:t>la date et la capacité avec l'exploitation.</w:t>
             </w:r>
           </w:p>
           <w:p>
@@ -1722,73 +1473,23 @@
             </w:pPr>
             <w:r>
               <w:rPr>
-                <w:rFonts w:ascii="Work Sans" w:hAnsi="Work Sans" w:eastAsia="Work Sans"/>
+                <w:rFonts w:ascii="Inter" w:hAnsi="Inter" w:eastAsia="Inter"/>
                 <w:b/>
                 <w:i w:val="0"/>
-                <w:color w:val="11202E"/>
-                <w:sz w:val="19"/>
+                <w:color w:val="2B2A2E"/>
+                <w:sz w:val="17"/>
               </w:rPr>
-              <w:t xml:space="preserve">3. Transfert à l'équipe recrutement : </w:t>
+              <w:t xml:space="preserve">Photos : </w:t>
             </w:r>
             <w:r>
               <w:rPr>
-                <w:rFonts w:ascii="Work Sans" w:hAnsi="Work Sans" w:eastAsia="Work Sans"/>
+                <w:rFonts w:ascii="Inter" w:hAnsi="Inter" w:eastAsia="Inter"/>
                 <w:b w:val="0"/>
                 <w:i w:val="0"/>
-                <w:color w:val="11202E"/>
-                <w:sz w:val="19"/>
+                <w:color w:val="2B2A2E"/>
+                <w:sz w:val="17"/>
               </w:rPr>
-              <w:t>un e-mail avec le nom, le lien du profil, le texte du commentaire et le post concerné, à ⟦adresse de l'équipe recrutement⟧.</w:t>
-            </w:r>
-          </w:p>
-          <w:p>
-            <w:pPr>
-              <w:spacing w:after="20"/>
-            </w:pPr>
-            <w:r>
-              <w:rPr>
-                <w:rFonts w:ascii="Work Sans" w:hAnsi="Work Sans" w:eastAsia="Work Sans"/>
-                <w:b/>
-                <w:i w:val="0"/>
-                <w:color w:val="11202E"/>
-                <w:sz w:val="19"/>
-              </w:rPr>
-              <w:t xml:space="preserve">4. Suivi : </w:t>
-            </w:r>
-            <w:r>
-              <w:rPr>
-                <w:rFonts w:ascii="Work Sans" w:hAnsi="Work Sans" w:eastAsia="Work Sans"/>
-                <w:b w:val="0"/>
-                <w:i w:val="0"/>
-                <w:color w:val="11202E"/>
-                <w:sz w:val="19"/>
-              </w:rPr>
-              <w:t>chaque candidature transférée est notée dans un onglet « Candidats LinkedIn », avec sa date.</w:t>
-            </w:r>
-          </w:p>
-          <w:p>
-            <w:pPr>
-              <w:spacing w:after="20"/>
-            </w:pPr>
-            <w:r>
-              <w:rPr>
-                <w:rFonts w:ascii="Work Sans" w:hAnsi="Work Sans" w:eastAsia="Work Sans"/>
-                <w:b/>
-                <w:i w:val="0"/>
-                <w:color w:val="11202E"/>
-                <w:sz w:val="19"/>
-              </w:rPr>
-              <w:t xml:space="preserve">À ne jamais faire : </w:t>
-            </w:r>
-            <w:r>
-              <w:rPr>
-                <w:rFonts w:ascii="Work Sans" w:hAnsi="Work Sans" w:eastAsia="Work Sans"/>
-                <w:b w:val="0"/>
-                <w:i w:val="0"/>
-                <w:color w:val="11202E"/>
-                <w:sz w:val="19"/>
-              </w:rPr>
-              <w:t>demander un CV ou un numéro en commentaire public, ni promettre un entretien.</w:t>
+              <w:t>aucun visage d'invité sans accord, aucun stock client visible. Les invitations partent de la page et des comptes des commerciaux, par eux-mêmes.</w:t>
             </w:r>
           </w:p>
         </w:tc>
@@ -1798,127 +1499,6 @@
       <w:pPr>
         <w:spacing w:after="0"/>
       </w:pPr>
-    </w:p>
-    <w:p>
-      <w:pPr>
-        <w:keepNext/>
-        <w:spacing w:before="160" w:after="60"/>
-      </w:pPr>
-      <w:r>
-        <w:rPr>
-          <w:rFonts w:ascii="Work Sans" w:hAnsi="Work Sans" w:eastAsia="Work Sans"/>
-          <w:b/>
-          <w:i w:val="0"/>
-          <w:color w:val="EE5B22"/>
-          <w:sz w:val="25"/>
-          <w:u w:val="single"/>
-        </w:rPr>
-        <w:t>🧭 Ce qu'il faut pour démarrer</w:t>
-      </w:r>
-    </w:p>
-    <w:p>
-      <w:pPr>
-        <w:spacing w:after="40"/>
-        <w:ind w:left="283" w:hanging="198"/>
-      </w:pPr>
-      <w:r>
-        <w:rPr>
-          <w:rFonts w:ascii="Work Sans" w:hAnsi="Work Sans" w:eastAsia="Work Sans"/>
-          <w:b/>
-          <w:i w:val="0"/>
-          <w:color w:val="EE5B22"/>
-          <w:sz w:val="20"/>
-        </w:rPr>
-        <w:t xml:space="preserve">• </w:t>
-      </w:r>
-      <w:r>
-        <w:rPr>
-          <w:rFonts w:ascii="Work Sans" w:hAnsi="Work Sans" w:eastAsia="Work Sans"/>
-          <w:b w:val="0"/>
-          <w:i w:val="0"/>
-          <w:color w:val="11202E"/>
-          <w:sz w:val="20"/>
-        </w:rPr>
-        <w:t>L'accès administrateur de la page LinkedIn de Proline, donné au compte qui pilote l'outil (5 minutes).</w:t>
-      </w:r>
-    </w:p>
-    <w:p>
-      <w:pPr>
-        <w:spacing w:after="40"/>
-        <w:ind w:left="283" w:hanging="198"/>
-      </w:pPr>
-      <w:r>
-        <w:rPr>
-          <w:rFonts w:ascii="Work Sans" w:hAnsi="Work Sans" w:eastAsia="Work Sans"/>
-          <w:b/>
-          <w:i w:val="0"/>
-          <w:color w:val="EE5B22"/>
-          <w:sz w:val="20"/>
-        </w:rPr>
-        <w:t xml:space="preserve">• </w:t>
-      </w:r>
-      <w:r>
-        <w:rPr>
-          <w:rFonts w:ascii="Work Sans" w:hAnsi="Work Sans" w:eastAsia="Work Sans"/>
-          <w:b w:val="0"/>
-          <w:i w:val="0"/>
-          <w:color w:val="11202E"/>
-          <w:sz w:val="20"/>
-        </w:rPr>
-        <w:t>L'adresse e-mail de l'équipe recrutement, et celle du commercial qui reçoit les demandes de devis.</w:t>
-      </w:r>
-    </w:p>
-    <w:p>
-      <w:pPr>
-        <w:spacing w:after="40"/>
-        <w:ind w:left="283" w:hanging="198"/>
-      </w:pPr>
-      <w:r>
-        <w:rPr>
-          <w:rFonts w:ascii="Work Sans" w:hAnsi="Work Sans" w:eastAsia="Work Sans"/>
-          <w:b/>
-          <w:i w:val="0"/>
-          <w:color w:val="EE5B22"/>
-          <w:sz w:val="20"/>
-        </w:rPr>
-        <w:t xml:space="preserve">• </w:t>
-      </w:r>
-      <w:r>
-        <w:rPr>
-          <w:rFonts w:ascii="Work Sans" w:hAnsi="Work Sans" w:eastAsia="Work Sans"/>
-          <w:b w:val="0"/>
-          <w:i w:val="0"/>
-          <w:color w:val="11202E"/>
-          <w:sz w:val="20"/>
-        </w:rPr>
-        <w:t>La validation des réponses types : une liste de 10 phrases, relue une fois.</w:t>
-      </w:r>
-    </w:p>
-    <w:p>
-      <w:pPr>
-        <w:spacing w:after="40"/>
-        <w:ind w:left="283" w:hanging="198"/>
-      </w:pPr>
-      <w:r>
-        <w:rPr>
-          <w:rFonts w:ascii="Work Sans" w:hAnsi="Work Sans" w:eastAsia="Work Sans"/>
-          <w:b/>
-          <w:i w:val="0"/>
-          <w:color w:val="EE5B22"/>
-          <w:sz w:val="20"/>
-        </w:rPr>
-        <w:t xml:space="preserve">• </w:t>
-      </w:r>
-      <w:r>
-        <w:rPr>
-          <w:rFonts w:ascii="Work Sans" w:hAnsi="Work Sans" w:eastAsia="Work Sans"/>
-          <w:b w:val="0"/>
-          <w:i w:val="0"/>
-          <w:color w:val="11202E"/>
-          <w:sz w:val="20"/>
-        </w:rPr>
-        <w:t>Le nom de la personne qui valide les réponses sensibles (critiques, réclamations).</w:t>
-      </w:r>
     </w:p>
     <w:sectPr>
       <w:headerReference w:type="default" r:id="rId9"/>
@@ -1941,13 +1521,13 @@
     </w:pPr>
     <w:r>
       <w:rPr>
-        <w:rFonts w:ascii="Work Sans" w:hAnsi="Work Sans" w:eastAsia="Work Sans"/>
+        <w:rFonts w:ascii="Inter" w:hAnsi="Inter" w:eastAsia="Inter"/>
         <w:b w:val="0"/>
         <w:i w:val="0"/>
         <w:color w:val="5F5F64"/>
         <w:sz w:val="16"/>
       </w:rPr>
-      <w:t xml:space="preserve">PROLINE LOGISTICS · 30 octobre 2026 · document de travail commercial · page </w:t>
+      <w:t xml:space="preserve">Dream Cosmetics · 30 octobre 2026 · document de travail commercial · page </w:t>
     </w:r>
     <w:fldSimple w:instr="PAGE">
       <w:r>
@@ -1960,7 +1540,7 @@
     </w:fldSimple>
     <w:r>
       <w:rPr>
-        <w:rFonts w:ascii="Work Sans" w:hAnsi="Work Sans" w:eastAsia="Work Sans"/>
+        <w:rFonts w:ascii="Inter" w:hAnsi="Inter" w:eastAsia="Inter"/>
         <w:b w:val="0"/>
         <w:i w:val="0"/>
         <w:color w:val="5F5F64"/>
@@ -1999,7 +1579,7 @@
             <a:graphicData uri="http://schemas.openxmlformats.org/drawingml/2006/picture">
               <pic:pic>
                 <pic:nvPicPr>
-                  <pic:cNvPr id="0" name="prol_logo.png"/>
+                  <pic:cNvPr id="0" name="prl_logo.png"/>
                   <pic:cNvPicPr/>
                 </pic:nvPicPr>
                 <pic:blipFill>
@@ -2023,13 +1603,13 @@
     </w:r>
     <w:r>
       <w:rPr>
-        <w:rFonts w:ascii="Work Sans" w:hAnsi="Work Sans" w:eastAsia="Work Sans"/>
+        <w:rFonts w:ascii="Inter" w:hAnsi="Inter" w:eastAsia="Inter"/>
         <w:b w:val="0"/>
         <w:i w:val="0"/>
         <w:color w:val="5F5F64"/>
         <w:sz w:val="16"/>
       </w:rPr>
-      <w:t xml:space="preserve">      Ce que Proline peut automatiser sur LinkedIn</w:t>
+      <w:t xml:space="preserve">      Événement LinkedIn : portes ouvertes</w:t>
     </w:r>
   </w:p>
 </w:hdr>
@@ -2402,7 +1982,7 @@
       <w:spacing w:after="60"/>
     </w:pPr>
     <w:rPr>
-      <w:rFonts w:ascii="Work Sans" w:hAnsi="Work Sans" w:eastAsia="Work Sans"/>
+      <w:rFonts w:ascii="Inter" w:hAnsi="Inter" w:eastAsia="Inter"/>
       <w:sz w:val="20"/>
     </w:rPr>
   </w:style>
